--- a/deliverables/video-5-slides/hit-final/Video_5_HIT_FINAL/SHORTS/Video_5_Short_4_Will_The_Evidence_Travel.docx
+++ b/deliverables/video-5-slides/hit-final/Video_5_HIT_FINAL/SHORTS/Video_5_Short_4_Will_The_Evidence_Travel.docx
@@ -14,7 +14,7 @@
           <w:color w:val="8A6D1E"/>
           <w:sz w:val="20"/>
         </w:rPr>
-        <w:t>VIDEO 5 SHORT  ·  v5.1</w:t>
+        <w:t>VIDEO 5 SHORT  ·  v5.1.1</w:t>
       </w:r>
     </w:p>
     <w:p>
@@ -209,7 +209,7 @@
           <w:color w:val="1A1A1A"/>
           <w:sz w:val="27"/>
         </w:rPr>
-        <w:t>Be careful with internal moves in particular, because this is where they are weakest.</w:t>
+        <w:t>Internal moves can be especially easy to describe only in internal language.</w:t>
       </w:r>
     </w:p>
     <w:p>
@@ -224,22 +224,7 @@
           <w:color w:val="1A1A1A"/>
           <w:sz w:val="27"/>
         </w:rPr>
-        <w:t>A lot of internal work is legible only inside the building.</w:t>
-      </w:r>
-    </w:p>
-    <w:p>
-      <w:pPr>
-        <w:spacing w:before="0" w:after="200" w:line="360" w:lineRule="auto"/>
-        <w:keepLines w:val="1"/>
-      </w:pPr>
-      <w:r>
-        <w:rPr>
-          <w:b w:val="0"/>
-          <w:i w:val="0"/>
-          <w:color w:val="1A1A1A"/>
-          <w:sz w:val="27"/>
-        </w:rPr>
-        <w:t>If you cannot describe the outcome without your employer's vocabulary, it will not travel, however well it went.</w:t>
+        <w:t>If the outcome only makes sense to people inside the company, translate it before you assume the evidence will travel.</w:t>
       </w:r>
     </w:p>
     <w:sectPr>
